--- a/Templates/шаблоны актов без залогов/физ реализация ВКЛ в РТК/Реализация принятие РТК.docx
+++ b/Templates/шаблоны актов без залогов/физ реализация ВКЛ в РТК/Реализация принятие РТК.docx
@@ -298,12 +298,14 @@
     <w:p>
       <w:pPr>
         <w:tabs>
-          <w:tab w:val="left" w:pos="6300"/>
+          <w:tab w:pos="9354" w:val="right"/>
         </w:tabs>
         <w:spacing w:line="360" w:lineRule="auto"/>
       </w:pPr>
       <w:r>
-        <w:t>[66]                                                                       Дело № [1]</w:t>
+        <w:t>[66]</w:t>
+        <w:tab/>
+        <w:t>Дело № [1]</w:t>
       </w:r>
     </w:p>
     <w:p>
@@ -758,8 +760,15 @@
       </w:pPr>
     </w:p>
     <w:p>
-      <w:r>
-        <w:t>Судья                                                                                                                            [415]</w:t>
+      <w:pPr>
+        <w:tabs>
+          <w:tab w:pos="9354" w:val="right"/>
+        </w:tabs>
+      </w:pPr>
+      <w:r>
+        <w:t>Судья</w:t>
+        <w:tab/>
+        <w:t>[415]</w:t>
       </w:r>
     </w:p>
     <w:sectPr>
